--- a/AI Templates/[AI-02] - FIT@HCMUS - AI Audit Report_Vn.docx
+++ b/AI Templates/[AI-02] - FIT@HCMUS - AI Audit Report_Vn.docx
@@ -786,29 +786,32 @@
                 <w:rFonts w:ascii="Arial" w:hAnsi="Arial"/>
                 <w:sz w:val="21"/>
               </w:rPr>
-              <w:t xml:space="preserve">/06/2026 Prompt: "Generate a software testing process mindmap using </w:t>
+              <w:t>/06/2026 Prompt: "</w:t>
+            </w:r>
+            <w:r>
+              <w:t xml:space="preserve"> </w:t>
             </w:r>
             <w:r>
               <w:rPr>
                 <w:rFonts w:ascii="Arial" w:hAnsi="Arial"/>
                 <w:sz w:val="21"/>
               </w:rPr>
-              <w:t>Plantuml</w:t>
+              <w:t xml:space="preserve">Giúp tôi làm "G9.1 Ask AI Tool for ISTQB mindmap" và diagram làm bằng </w:t>
             </w:r>
             <w:r>
               <w:rPr>
                 <w:rFonts w:ascii="Arial" w:hAnsi="Arial"/>
                 <w:sz w:val="21"/>
               </w:rPr>
-              <w:t xml:space="preserve"> format based on </w:t>
+              <w:lastRenderedPageBreak/>
+              <w:t>plant uml giúp tôi</w:t>
             </w:r>
             <w:r>
               <w:rPr>
                 <w:rFonts w:ascii="Arial" w:hAnsi="Arial"/>
                 <w:sz w:val="21"/>
               </w:rPr>
-              <w:lastRenderedPageBreak/>
-              <w:t>the standard ISTQB process."</w:t>
+              <w:t>”</w:t>
             </w:r>
           </w:p>
         </w:tc>
@@ -1746,21 +1749,42 @@
                 <w:rFonts w:ascii="Arial" w:hAnsi="Arial"/>
                 <w:sz w:val="21"/>
               </w:rPr>
-              <w:t>"Generate 1</w:t>
+              <w:t>"</w:t>
             </w:r>
             <w:r>
               <w:rPr>
                 <w:rFonts w:ascii="Arial" w:hAnsi="Arial"/>
                 <w:sz w:val="21"/>
               </w:rPr>
-              <w:t>2</w:t>
+              <w:t>H</w:t>
             </w:r>
             <w:r>
               <w:rPr>
                 <w:rFonts w:ascii="Arial" w:hAnsi="Arial"/>
                 <w:sz w:val="21"/>
               </w:rPr>
-              <w:t xml:space="preserve"> detailed test cases for a household electric fan, including columns for Objective, Input, Steps, Expected Result."</w:t>
+              <w:t>ãy tạo 12 testcase còn 3 testcase còn lại tôi sẽ tự làm</w:t>
+            </w:r>
+            <w:r>
+              <w:rPr>
+                <w:rFonts w:ascii="Arial" w:hAnsi="Arial"/>
+                <w:sz w:val="21"/>
+              </w:rPr>
+              <w:t xml:space="preserve"> cho </w:t>
+            </w:r>
+            <w:r>
+              <w:rPr>
+                <w:rFonts w:ascii="Arial" w:hAnsi="Arial"/>
+                <w:sz w:val="21"/>
+              </w:rPr>
+              <w:t>Quạt Lờ Senko</w:t>
+            </w:r>
+            <w:r>
+              <w:rPr>
+                <w:rFonts w:ascii="Arial" w:hAnsi="Arial"/>
+                <w:sz w:val="21"/>
+              </w:rPr>
+              <w:t>”</w:t>
             </w:r>
             <w:r>
               <w:rPr>
@@ -1786,7 +1810,7 @@
               <w:t>2</w:t>
             </w:r>
             <w:r>
-              <w:t xml:space="preserve"> test cases chức năng cơ bản, trùng lặp nhiều (như bật nút, tắt nút, đổi số 1, 2, 3), hoàn toàn không đề cập đến bất kỳ lỗi vật lý/trọng lực nào của thiết bị hay các kiểm thử ranh giới vật lý.</w:t>
+              <w:t xml:space="preserve"> test cases chức năng cơ bản, trùng lặp nhiều (như bật nút, tắt nút, đổi số 1, 2, 3), không đề cập đến bất kỳ lỗi vật lý/trọng lực nào của thiết bị hay các kiểm thử ranh giới vật lý.</w:t>
             </w:r>
           </w:p>
         </w:tc>
@@ -2999,7 +3023,15 @@
       </w:r>
     </w:p>
     <w:p>
+      <w:pPr>
+        <w:rPr>
+          <w:rFonts w:ascii="Arial" w:hAnsi="Arial" w:cs="Arial"/>
+        </w:rPr>
+      </w:pPr>
       <w:r>
+        <w:rPr>
+          <w:rFonts w:ascii="Arial" w:hAnsi="Arial" w:cs="Arial"/>
+        </w:rPr>
         <w:t>The initial draft of the job list, basic software bug descriptions, and standard desktop electric fan test cases was created by Claude and ChatGPT; I reviewed and edited Part 1: I independently searched for the work and helped Claude sumo and transfer the content into file markup, adding the results of 15 test cases and exceptions (TC13, TC14, TC15) to Part 3; Section 2's AI Hallucination spotlight, the ISTQB Mindmap G9.1 audit analysis, and the AI Critique section were written entirely by me. The detailed AI Audit Report is attached as Appendix A. I confirm I did not use AI to generate any artifact listed in the prohibited category.</w:t>
       </w:r>
     </w:p>
@@ -4753,7 +4785,6 @@
   <w:style w:type="character" w:default="1" w:styleId="Phngmcinhcuaoanvn">
     <w:name w:val="Default Paragraph Font"/>
     <w:uiPriority w:val="1"/>
-    <w:semiHidden/>
     <w:unhideWhenUsed/>
   </w:style>
   <w:style w:type="table" w:default="1" w:styleId="BangThngthng">
